--- a/resources/week2/MUN - Iran Conflict.docx
+++ b/resources/week2/MUN - Iran Conflict.docx
@@ -50,8 +50,54 @@
     </w:p>
     <w:p>
       <w:pPr>
+        <w:spacing w:after="0" w:before="0"/>
+        <w:jc w:val="right"/>
+      </w:pPr>
+      <w:r>
+        <w:drawing>
+          <wp:inline distT="0" distB="0" distL="0" distR="0">
+            <wp:extent cx="1905000" cy="952500"/>
+            <wp:effectExtent t="0" r="0" b="0" l="0"/>
+            <wp:docPr id="1" name="" descr="" title=""/>
+            <wp:cNvGraphicFramePr>
+              <a:graphicFrameLocks xmlns:a="http://schemas.openxmlformats.org/drawingml/2006/main" noChangeAspect="1"/>
+            </wp:cNvGraphicFramePr>
+            <a:graphic xmlns:a="http://schemas.openxmlformats.org/drawingml/2006/main">
+              <a:graphicData uri="http://schemas.openxmlformats.org/drawingml/2006/picture">
+                <pic:pic xmlns:pic="http://schemas.openxmlformats.org/drawingml/2006/picture">
+                  <pic:nvPicPr>
+                    <pic:cNvPr id="0" name="" descr=""/>
+                    <pic:cNvPicPr>
+                      <a:picLocks noChangeAspect="1" noChangeArrowheads="1"/>
+                    </pic:cNvPicPr>
+                  </pic:nvPicPr>
+                  <pic:blipFill>
+                    <a:blip r:embed="rId7" cstate="none"/>
+                    <a:srcRect/>
+                    <a:stretch>
+                      <a:fillRect/>
+                    </a:stretch>
+                  </pic:blipFill>
+                  <pic:spPr bwMode="auto">
+                    <a:xfrm>
+                      <a:off x="0" y="0"/>
+                      <a:ext cx="1905000" cy="952500"/>
+                    </a:xfrm>
+                    <a:prstGeom prst="rect">
+                      <a:avLst/>
+                    </a:prstGeom>
+                  </pic:spPr>
+                </pic:pic>
+              </a:graphicData>
+            </a:graphic>
+          </wp:inline>
+        </w:drawing>
+      </w:r>
+    </w:p>
+    <w:p>
+      <w:pPr>
         <w:shd w:fill="0A1628" w:color="0A1628" w:val="solid"/>
-        <w:spacing w:after="200" w:before="500"/>
+        <w:spacing w:after="200" w:before="0"/>
       </w:pPr>
       <w:r>
         <w:rPr>
@@ -573,8 +619,54 @@
     </w:p>
     <w:p>
       <w:pPr>
+        <w:spacing w:after="0" w:before="200"/>
+        <w:jc w:val="right"/>
+      </w:pPr>
+      <w:r>
+        <w:drawing>
+          <wp:inline distT="0" distB="0" distL="0" distR="0">
+            <wp:extent cx="1905000" cy="952500"/>
+            <wp:effectExtent t="0" r="0" b="0" l="0"/>
+            <wp:docPr id="1" name="" descr="" title=""/>
+            <wp:cNvGraphicFramePr>
+              <a:graphicFrameLocks xmlns:a="http://schemas.openxmlformats.org/drawingml/2006/main" noChangeAspect="1"/>
+            </wp:cNvGraphicFramePr>
+            <a:graphic xmlns:a="http://schemas.openxmlformats.org/drawingml/2006/main">
+              <a:graphicData uri="http://schemas.openxmlformats.org/drawingml/2006/picture">
+                <pic:pic xmlns:pic="http://schemas.openxmlformats.org/drawingml/2006/picture">
+                  <pic:nvPicPr>
+                    <pic:cNvPr id="0" name="" descr=""/>
+                    <pic:cNvPicPr>
+                      <a:picLocks noChangeAspect="1" noChangeArrowheads="1"/>
+                    </pic:cNvPicPr>
+                  </pic:nvPicPr>
+                  <pic:blipFill>
+                    <a:blip r:embed="rId8" cstate="none"/>
+                    <a:srcRect/>
+                    <a:stretch>
+                      <a:fillRect/>
+                    </a:stretch>
+                  </pic:blipFill>
+                  <pic:spPr bwMode="auto">
+                    <a:xfrm>
+                      <a:off x="0" y="0"/>
+                      <a:ext cx="1905000" cy="952500"/>
+                    </a:xfrm>
+                    <a:prstGeom prst="rect">
+                      <a:avLst/>
+                    </a:prstGeom>
+                  </pic:spPr>
+                </pic:pic>
+              </a:graphicData>
+            </a:graphic>
+          </wp:inline>
+        </w:drawing>
+      </w:r>
+    </w:p>
+    <w:p>
+      <w:pPr>
         <w:shd w:fill="0A1628" w:color="0A1628" w:val="solid"/>
-        <w:spacing w:after="200" w:before="500"/>
+        <w:spacing w:after="200" w:before="0"/>
       </w:pPr>
       <w:r>
         <w:rPr>
@@ -1096,8 +1188,54 @@
     </w:p>
     <w:p>
       <w:pPr>
+        <w:spacing w:after="0" w:before="200"/>
+        <w:jc w:val="right"/>
+      </w:pPr>
+      <w:r>
+        <w:drawing>
+          <wp:inline distT="0" distB="0" distL="0" distR="0">
+            <wp:extent cx="1905000" cy="952500"/>
+            <wp:effectExtent t="0" r="0" b="0" l="0"/>
+            <wp:docPr id="1" name="" descr="" title=""/>
+            <wp:cNvGraphicFramePr>
+              <a:graphicFrameLocks xmlns:a="http://schemas.openxmlformats.org/drawingml/2006/main" noChangeAspect="1"/>
+            </wp:cNvGraphicFramePr>
+            <a:graphic xmlns:a="http://schemas.openxmlformats.org/drawingml/2006/main">
+              <a:graphicData uri="http://schemas.openxmlformats.org/drawingml/2006/picture">
+                <pic:pic xmlns:pic="http://schemas.openxmlformats.org/drawingml/2006/picture">
+                  <pic:nvPicPr>
+                    <pic:cNvPr id="0" name="" descr=""/>
+                    <pic:cNvPicPr>
+                      <a:picLocks noChangeAspect="1" noChangeArrowheads="1"/>
+                    </pic:cNvPicPr>
+                  </pic:nvPicPr>
+                  <pic:blipFill>
+                    <a:blip r:embed="rId9" cstate="none"/>
+                    <a:srcRect/>
+                    <a:stretch>
+                      <a:fillRect/>
+                    </a:stretch>
+                  </pic:blipFill>
+                  <pic:spPr bwMode="auto">
+                    <a:xfrm>
+                      <a:off x="0" y="0"/>
+                      <a:ext cx="1905000" cy="952500"/>
+                    </a:xfrm>
+                    <a:prstGeom prst="rect">
+                      <a:avLst/>
+                    </a:prstGeom>
+                  </pic:spPr>
+                </pic:pic>
+              </a:graphicData>
+            </a:graphic>
+          </wp:inline>
+        </w:drawing>
+      </w:r>
+    </w:p>
+    <w:p>
+      <w:pPr>
         <w:shd w:fill="0A1628" w:color="0A1628" w:val="solid"/>
-        <w:spacing w:after="200" w:before="500"/>
+        <w:spacing w:after="200" w:before="0"/>
       </w:pPr>
       <w:r>
         <w:rPr>
@@ -1619,8 +1757,54 @@
     </w:p>
     <w:p>
       <w:pPr>
+        <w:spacing w:after="0" w:before="200"/>
+        <w:jc w:val="right"/>
+      </w:pPr>
+      <w:r>
+        <w:drawing>
+          <wp:inline distT="0" distB="0" distL="0" distR="0">
+            <wp:extent cx="1905000" cy="952500"/>
+            <wp:effectExtent t="0" r="0" b="0" l="0"/>
+            <wp:docPr id="1" name="" descr="" title=""/>
+            <wp:cNvGraphicFramePr>
+              <a:graphicFrameLocks xmlns:a="http://schemas.openxmlformats.org/drawingml/2006/main" noChangeAspect="1"/>
+            </wp:cNvGraphicFramePr>
+            <a:graphic xmlns:a="http://schemas.openxmlformats.org/drawingml/2006/main">
+              <a:graphicData uri="http://schemas.openxmlformats.org/drawingml/2006/picture">
+                <pic:pic xmlns:pic="http://schemas.openxmlformats.org/drawingml/2006/picture">
+                  <pic:nvPicPr>
+                    <pic:cNvPr id="0" name="" descr=""/>
+                    <pic:cNvPicPr>
+                      <a:picLocks noChangeAspect="1" noChangeArrowheads="1"/>
+                    </pic:cNvPicPr>
+                  </pic:nvPicPr>
+                  <pic:blipFill>
+                    <a:blip r:embed="rId10" cstate="none"/>
+                    <a:srcRect/>
+                    <a:stretch>
+                      <a:fillRect/>
+                    </a:stretch>
+                  </pic:blipFill>
+                  <pic:spPr bwMode="auto">
+                    <a:xfrm>
+                      <a:off x="0" y="0"/>
+                      <a:ext cx="1905000" cy="952500"/>
+                    </a:xfrm>
+                    <a:prstGeom prst="rect">
+                      <a:avLst/>
+                    </a:prstGeom>
+                  </pic:spPr>
+                </pic:pic>
+              </a:graphicData>
+            </a:graphic>
+          </wp:inline>
+        </w:drawing>
+      </w:r>
+    </w:p>
+    <w:p>
+      <w:pPr>
         <w:shd w:fill="0A1628" w:color="0A1628" w:val="solid"/>
-        <w:spacing w:after="200" w:before="500"/>
+        <w:spacing w:after="200" w:before="0"/>
       </w:pPr>
       <w:r>
         <w:rPr>
@@ -2142,8 +2326,54 @@
     </w:p>
     <w:p>
       <w:pPr>
+        <w:spacing w:after="0" w:before="200"/>
+        <w:jc w:val="right"/>
+      </w:pPr>
+      <w:r>
+        <w:drawing>
+          <wp:inline distT="0" distB="0" distL="0" distR="0">
+            <wp:extent cx="1905000" cy="952500"/>
+            <wp:effectExtent t="0" r="0" b="0" l="0"/>
+            <wp:docPr id="1" name="" descr="" title=""/>
+            <wp:cNvGraphicFramePr>
+              <a:graphicFrameLocks xmlns:a="http://schemas.openxmlformats.org/drawingml/2006/main" noChangeAspect="1"/>
+            </wp:cNvGraphicFramePr>
+            <a:graphic xmlns:a="http://schemas.openxmlformats.org/drawingml/2006/main">
+              <a:graphicData uri="http://schemas.openxmlformats.org/drawingml/2006/picture">
+                <pic:pic xmlns:pic="http://schemas.openxmlformats.org/drawingml/2006/picture">
+                  <pic:nvPicPr>
+                    <pic:cNvPr id="0" name="" descr=""/>
+                    <pic:cNvPicPr>
+                      <a:picLocks noChangeAspect="1" noChangeArrowheads="1"/>
+                    </pic:cNvPicPr>
+                  </pic:nvPicPr>
+                  <pic:blipFill>
+                    <a:blip r:embed="rId11" cstate="none"/>
+                    <a:srcRect/>
+                    <a:stretch>
+                      <a:fillRect/>
+                    </a:stretch>
+                  </pic:blipFill>
+                  <pic:spPr bwMode="auto">
+                    <a:xfrm>
+                      <a:off x="0" y="0"/>
+                      <a:ext cx="1905000" cy="952500"/>
+                    </a:xfrm>
+                    <a:prstGeom prst="rect">
+                      <a:avLst/>
+                    </a:prstGeom>
+                  </pic:spPr>
+                </pic:pic>
+              </a:graphicData>
+            </a:graphic>
+          </wp:inline>
+        </w:drawing>
+      </w:r>
+    </w:p>
+    <w:p>
+      <w:pPr>
         <w:shd w:fill="0A1628" w:color="0A1628" w:val="solid"/>
-        <w:spacing w:after="200" w:before="500"/>
+        <w:spacing w:after="200" w:before="0"/>
       </w:pPr>
       <w:r>
         <w:rPr>
@@ -2665,8 +2895,54 @@
     </w:p>
     <w:p>
       <w:pPr>
+        <w:spacing w:after="0" w:before="200"/>
+        <w:jc w:val="right"/>
+      </w:pPr>
+      <w:r>
+        <w:drawing>
+          <wp:inline distT="0" distB="0" distL="0" distR="0">
+            <wp:extent cx="1905000" cy="952500"/>
+            <wp:effectExtent t="0" r="0" b="0" l="0"/>
+            <wp:docPr id="1" name="" descr="" title=""/>
+            <wp:cNvGraphicFramePr>
+              <a:graphicFrameLocks xmlns:a="http://schemas.openxmlformats.org/drawingml/2006/main" noChangeAspect="1"/>
+            </wp:cNvGraphicFramePr>
+            <a:graphic xmlns:a="http://schemas.openxmlformats.org/drawingml/2006/main">
+              <a:graphicData uri="http://schemas.openxmlformats.org/drawingml/2006/picture">
+                <pic:pic xmlns:pic="http://schemas.openxmlformats.org/drawingml/2006/picture">
+                  <pic:nvPicPr>
+                    <pic:cNvPr id="0" name="" descr=""/>
+                    <pic:cNvPicPr>
+                      <a:picLocks noChangeAspect="1" noChangeArrowheads="1"/>
+                    </pic:cNvPicPr>
+                  </pic:nvPicPr>
+                  <pic:blipFill>
+                    <a:blip r:embed="rId12" cstate="none"/>
+                    <a:srcRect/>
+                    <a:stretch>
+                      <a:fillRect/>
+                    </a:stretch>
+                  </pic:blipFill>
+                  <pic:spPr bwMode="auto">
+                    <a:xfrm>
+                      <a:off x="0" y="0"/>
+                      <a:ext cx="1905000" cy="952500"/>
+                    </a:xfrm>
+                    <a:prstGeom prst="rect">
+                      <a:avLst/>
+                    </a:prstGeom>
+                  </pic:spPr>
+                </pic:pic>
+              </a:graphicData>
+            </a:graphic>
+          </wp:inline>
+        </w:drawing>
+      </w:r>
+    </w:p>
+    <w:p>
+      <w:pPr>
         <w:shd w:fill="0A1628" w:color="0A1628" w:val="solid"/>
-        <w:spacing w:after="200" w:before="500"/>
+        <w:spacing w:after="200" w:before="0"/>
       </w:pPr>
       <w:r>
         <w:rPr>
@@ -3188,8 +3464,54 @@
     </w:p>
     <w:p>
       <w:pPr>
+        <w:spacing w:after="0" w:before="200"/>
+        <w:jc w:val="right"/>
+      </w:pPr>
+      <w:r>
+        <w:drawing>
+          <wp:inline distT="0" distB="0" distL="0" distR="0">
+            <wp:extent cx="1905000" cy="952500"/>
+            <wp:effectExtent t="0" r="0" b="0" l="0"/>
+            <wp:docPr id="1" name="" descr="" title=""/>
+            <wp:cNvGraphicFramePr>
+              <a:graphicFrameLocks xmlns:a="http://schemas.openxmlformats.org/drawingml/2006/main" noChangeAspect="1"/>
+            </wp:cNvGraphicFramePr>
+            <a:graphic xmlns:a="http://schemas.openxmlformats.org/drawingml/2006/main">
+              <a:graphicData uri="http://schemas.openxmlformats.org/drawingml/2006/picture">
+                <pic:pic xmlns:pic="http://schemas.openxmlformats.org/drawingml/2006/picture">
+                  <pic:nvPicPr>
+                    <pic:cNvPr id="0" name="" descr=""/>
+                    <pic:cNvPicPr>
+                      <a:picLocks noChangeAspect="1" noChangeArrowheads="1"/>
+                    </pic:cNvPicPr>
+                  </pic:nvPicPr>
+                  <pic:blipFill>
+                    <a:blip r:embed="rId13" cstate="none"/>
+                    <a:srcRect/>
+                    <a:stretch>
+                      <a:fillRect/>
+                    </a:stretch>
+                  </pic:blipFill>
+                  <pic:spPr bwMode="auto">
+                    <a:xfrm>
+                      <a:off x="0" y="0"/>
+                      <a:ext cx="1905000" cy="952500"/>
+                    </a:xfrm>
+                    <a:prstGeom prst="rect">
+                      <a:avLst/>
+                    </a:prstGeom>
+                  </pic:spPr>
+                </pic:pic>
+              </a:graphicData>
+            </a:graphic>
+          </wp:inline>
+        </w:drawing>
+      </w:r>
+    </w:p>
+    <w:p>
+      <w:pPr>
         <w:shd w:fill="0A1628" w:color="0A1628" w:val="solid"/>
-        <w:spacing w:after="200" w:before="500"/>
+        <w:spacing w:after="200" w:before="0"/>
       </w:pPr>
       <w:r>
         <w:rPr>
@@ -3711,8 +4033,54 @@
     </w:p>
     <w:p>
       <w:pPr>
+        <w:spacing w:after="0" w:before="200"/>
+        <w:jc w:val="right"/>
+      </w:pPr>
+      <w:r>
+        <w:drawing>
+          <wp:inline distT="0" distB="0" distL="0" distR="0">
+            <wp:extent cx="1905000" cy="952500"/>
+            <wp:effectExtent t="0" r="0" b="0" l="0"/>
+            <wp:docPr id="1" name="" descr="" title=""/>
+            <wp:cNvGraphicFramePr>
+              <a:graphicFrameLocks xmlns:a="http://schemas.openxmlformats.org/drawingml/2006/main" noChangeAspect="1"/>
+            </wp:cNvGraphicFramePr>
+            <a:graphic xmlns:a="http://schemas.openxmlformats.org/drawingml/2006/main">
+              <a:graphicData uri="http://schemas.openxmlformats.org/drawingml/2006/picture">
+                <pic:pic xmlns:pic="http://schemas.openxmlformats.org/drawingml/2006/picture">
+                  <pic:nvPicPr>
+                    <pic:cNvPr id="0" name="" descr=""/>
+                    <pic:cNvPicPr>
+                      <a:picLocks noChangeAspect="1" noChangeArrowheads="1"/>
+                    </pic:cNvPicPr>
+                  </pic:nvPicPr>
+                  <pic:blipFill>
+                    <a:blip r:embed="rId14" cstate="none"/>
+                    <a:srcRect/>
+                    <a:stretch>
+                      <a:fillRect/>
+                    </a:stretch>
+                  </pic:blipFill>
+                  <pic:spPr bwMode="auto">
+                    <a:xfrm>
+                      <a:off x="0" y="0"/>
+                      <a:ext cx="1905000" cy="952500"/>
+                    </a:xfrm>
+                    <a:prstGeom prst="rect">
+                      <a:avLst/>
+                    </a:prstGeom>
+                  </pic:spPr>
+                </pic:pic>
+              </a:graphicData>
+            </a:graphic>
+          </wp:inline>
+        </w:drawing>
+      </w:r>
+    </w:p>
+    <w:p>
+      <w:pPr>
         <w:shd w:fill="0A1628" w:color="0A1628" w:val="solid"/>
-        <w:spacing w:after="200" w:before="500"/>
+        <w:spacing w:after="200" w:before="0"/>
       </w:pPr>
       <w:r>
         <w:rPr>
@@ -4234,8 +4602,54 @@
     </w:p>
     <w:p>
       <w:pPr>
+        <w:spacing w:after="0" w:before="200"/>
+        <w:jc w:val="right"/>
+      </w:pPr>
+      <w:r>
+        <w:drawing>
+          <wp:inline distT="0" distB="0" distL="0" distR="0">
+            <wp:extent cx="1905000" cy="952500"/>
+            <wp:effectExtent t="0" r="0" b="0" l="0"/>
+            <wp:docPr id="1" name="" descr="" title=""/>
+            <wp:cNvGraphicFramePr>
+              <a:graphicFrameLocks xmlns:a="http://schemas.openxmlformats.org/drawingml/2006/main" noChangeAspect="1"/>
+            </wp:cNvGraphicFramePr>
+            <a:graphic xmlns:a="http://schemas.openxmlformats.org/drawingml/2006/main">
+              <a:graphicData uri="http://schemas.openxmlformats.org/drawingml/2006/picture">
+                <pic:pic xmlns:pic="http://schemas.openxmlformats.org/drawingml/2006/picture">
+                  <pic:nvPicPr>
+                    <pic:cNvPr id="0" name="" descr=""/>
+                    <pic:cNvPicPr>
+                      <a:picLocks noChangeAspect="1" noChangeArrowheads="1"/>
+                    </pic:cNvPicPr>
+                  </pic:nvPicPr>
+                  <pic:blipFill>
+                    <a:blip r:embed="rId15" cstate="none"/>
+                    <a:srcRect/>
+                    <a:stretch>
+                      <a:fillRect/>
+                    </a:stretch>
+                  </pic:blipFill>
+                  <pic:spPr bwMode="auto">
+                    <a:xfrm>
+                      <a:off x="0" y="0"/>
+                      <a:ext cx="1905000" cy="952500"/>
+                    </a:xfrm>
+                    <a:prstGeom prst="rect">
+                      <a:avLst/>
+                    </a:prstGeom>
+                  </pic:spPr>
+                </pic:pic>
+              </a:graphicData>
+            </a:graphic>
+          </wp:inline>
+        </w:drawing>
+      </w:r>
+    </w:p>
+    <w:p>
+      <w:pPr>
         <w:shd w:fill="0A1628" w:color="0A1628" w:val="solid"/>
-        <w:spacing w:after="200" w:before="500"/>
+        <w:spacing w:after="200" w:before="0"/>
       </w:pPr>
       <w:r>
         <w:rPr>
@@ -4757,8 +5171,54 @@
     </w:p>
     <w:p>
       <w:pPr>
+        <w:spacing w:after="0" w:before="200"/>
+        <w:jc w:val="right"/>
+      </w:pPr>
+      <w:r>
+        <w:drawing>
+          <wp:inline distT="0" distB="0" distL="0" distR="0">
+            <wp:extent cx="1905000" cy="952500"/>
+            <wp:effectExtent t="0" r="0" b="0" l="0"/>
+            <wp:docPr id="1" name="" descr="" title=""/>
+            <wp:cNvGraphicFramePr>
+              <a:graphicFrameLocks xmlns:a="http://schemas.openxmlformats.org/drawingml/2006/main" noChangeAspect="1"/>
+            </wp:cNvGraphicFramePr>
+            <a:graphic xmlns:a="http://schemas.openxmlformats.org/drawingml/2006/main">
+              <a:graphicData uri="http://schemas.openxmlformats.org/drawingml/2006/picture">
+                <pic:pic xmlns:pic="http://schemas.openxmlformats.org/drawingml/2006/picture">
+                  <pic:nvPicPr>
+                    <pic:cNvPr id="0" name="" descr=""/>
+                    <pic:cNvPicPr>
+                      <a:picLocks noChangeAspect="1" noChangeArrowheads="1"/>
+                    </pic:cNvPicPr>
+                  </pic:nvPicPr>
+                  <pic:blipFill>
+                    <a:blip r:embed="rId16" cstate="none"/>
+                    <a:srcRect/>
+                    <a:stretch>
+                      <a:fillRect/>
+                    </a:stretch>
+                  </pic:blipFill>
+                  <pic:spPr bwMode="auto">
+                    <a:xfrm>
+                      <a:off x="0" y="0"/>
+                      <a:ext cx="1905000" cy="952500"/>
+                    </a:xfrm>
+                    <a:prstGeom prst="rect">
+                      <a:avLst/>
+                    </a:prstGeom>
+                  </pic:spPr>
+                </pic:pic>
+              </a:graphicData>
+            </a:graphic>
+          </wp:inline>
+        </w:drawing>
+      </w:r>
+    </w:p>
+    <w:p>
+      <w:pPr>
         <w:shd w:fill="0A1628" w:color="0A1628" w:val="solid"/>
-        <w:spacing w:after="200" w:before="500"/>
+        <w:spacing w:after="200" w:before="0"/>
       </w:pPr>
       <w:r>
         <w:rPr>
